--- a/propostas/marma-ltda/02-proposta-acompanhamento-mensal.docx
+++ b/propostas/marma-ltda/02-proposta-acompanhamento-mensal.docx
@@ -460,7 +460,7 @@
                 <w:sz w:val="20"/>
                 <w:szCs w:val="20"/>
               </w:rPr>
-              <w:t xml:space="preserve">09/10/2026</w:t>
+              <w:t xml:space="preserve">20/10/2026</w:t>
             </w:r>
             <w:r>
               <w:rPr>
@@ -575,6 +575,87 @@
     </w:tbl>
     <w:p>
       <w:pPr>
+        <w:keepNext w:val="false"/>
+        <w:spacing w:after="160"/>
+      </w:pPr>
+    </w:p>
+    <w:tbl>
+      <w:tblPr>
+        <w:tblW w:type="dxa" w:w="9638"/>
+        <w:tblBorders>
+          <w:top w:val="single" w:color="auto" w:sz="4"/>
+          <w:left w:val="single" w:color="auto" w:sz="4"/>
+          <w:bottom w:val="single" w:color="auto" w:sz="4"/>
+          <w:right w:val="single" w:color="auto" w:sz="4"/>
+          <w:insideH w:val="single" w:color="auto" w:sz="4"/>
+          <w:insideV w:val="single" w:color="auto" w:sz="4"/>
+        </w:tblBorders>
+        <w:tblLayout w:type="fixed"/>
+      </w:tblPr>
+      <w:tblGrid>
+        <w:gridCol w:w="9638"/>
+      </w:tblGrid>
+      <w:tr>
+        <w:tc>
+          <w:tcPr>
+            <w:tcW w:type="dxa" w:w="9638"/>
+            <w:tcBorders>
+              <w:top w:val="none" w:color="FFFFFF" w:sz="0"/>
+              <w:left w:val="single" w:color="00AF58" w:sz="24"/>
+              <w:bottom w:val="none" w:color="FFFFFF" w:sz="0"/>
+              <w:right w:val="none" w:color="FFFFFF" w:sz="0"/>
+            </w:tcBorders>
+            <w:shd w:fill="F5F6F7" w:color="auto" w:val="clear"/>
+            <w:tcMar>
+              <w:top w:type="dxa" w:w="140"/>
+              <w:left w:type="dxa" w:w="200"/>
+              <w:bottom w:type="dxa" w:w="140"/>
+              <w:right w:type="dxa" w:w="200"/>
+            </w:tcMar>
+          </w:tcPr>
+          <w:p>
+            <w:pPr>
+              <w:spacing w:after="0" w:before="0" w:line="276"/>
+            </w:pPr>
+            <w:r>
+              <w:rPr>
+                <w:rFonts w:ascii="Calibri" w:cs="Calibri" w:eastAsia="Calibri" w:hAnsi="Calibri"/>
+                <w:b w:val="false"/>
+                <w:bCs w:val="false"/>
+                <w:color w:val="1A1A1A"/>
+                <w:sz w:val="18"/>
+                <w:szCs w:val="18"/>
+              </w:rPr>
+              <w:t xml:space="preserve"/>
+            </w:r>
+            <w:r>
+              <w:rPr>
+                <w:rFonts w:ascii="Calibri" w:cs="Calibri" w:eastAsia="Calibri" w:hAnsi="Calibri"/>
+                <w:b/>
+                <w:bCs/>
+                <w:color w:val="1A1A1A"/>
+                <w:sz w:val="18"/>
+                <w:szCs w:val="18"/>
+              </w:rPr>
+              <w:t xml:space="preserve">Versão válida.</w:t>
+            </w:r>
+            <w:r>
+              <w:rPr>
+                <w:rFonts w:ascii="Calibri" w:cs="Calibri" w:eastAsia="Calibri" w:hAnsi="Calibri"/>
+                <w:b w:val="false"/>
+                <w:bCs w:val="false"/>
+                <w:color w:val="1A1A1A"/>
+                <w:sz w:val="18"/>
+                <w:szCs w:val="18"/>
+              </w:rPr>
+              <w:t xml:space="preserve"> Esta Proposta nº 002/2026 é a versão oficial. A versão em espanhol é apresentada apenas para facilitar o entendimento; qualquer dúvida será esclarecida pela versão em português.</w:t>
+            </w:r>
+          </w:p>
+        </w:tc>
+      </w:tr>
+    </w:tbl>
+    <w:p>
+      <w:pPr>
         <w:keepNext/>
         <w:pBdr>
           <w:bottom w:val="single" w:color="E3E5E8" w:sz="8"/>
@@ -640,7 +721,7 @@
           <w:sz w:val="21"/>
           <w:szCs w:val="21"/>
         </w:rPr>
-        <w:t xml:space="preserve"> e o advogado </w:t>
+        <w:t xml:space="preserve"> e a </w:t>
       </w:r>
       <w:r>
         <w:rPr>
@@ -651,7 +732,7 @@
           <w:sz w:val="21"/>
           <w:szCs w:val="21"/>
         </w:rPr>
-        <w:t xml:space="preserve">Arnessen Cintra</w:t>
+        <w:t xml:space="preserve">Arnessen Cintra Advocacia</w:t>
       </w:r>
       <w:r>
         <w:rPr>
@@ -1212,7 +1293,7 @@
                 <w:sz w:val="15"/>
                 <w:szCs w:val="15"/>
               </w:rPr>
-              <w:t xml:space="preserve">ASSESSORIA JURÍDICA TRABALHISTA</w:t>
+              <w:t xml:space="preserve">ASSESSORIA JURÍDICA TRABALHISTA PREVENTIVA</w:t>
             </w:r>
           </w:p>
           <w:p>
@@ -1247,7 +1328,7 @@
                 <w:szCs w:val="14"/>
                 <w:shd w:fill="ECECEE" w:color="auto" w:val="clear"/>
               </w:rPr>
-              <w:t xml:space="preserve">  ARNESSEN  </w:t>
+              <w:t xml:space="preserve">  ARNESSEN CINTRA ADVOCACIA  </w:t>
             </w:r>
           </w:p>
           <w:p>
@@ -1310,7 +1391,7 @@
                 <w:sz w:val="19"/>
                 <w:szCs w:val="19"/>
               </w:rPr>
-              <w:t xml:space="preserve">Atendimento a fiscalizações do Ministério do Trabalho e defesa administrativa de autos de infração.</w:t>
+              <w:t xml:space="preserve">Regulamento Interno da Empresa: criação do código de conduta interno, com regras de vestimenta, uso de EPIs, pontualidade e penalidades (advertências e suspensões).</w:t>
             </w:r>
           </w:p>
           <w:p>
@@ -1331,7 +1412,145 @@
                 <w:sz w:val="19"/>
                 <w:szCs w:val="19"/>
               </w:rPr>
-              <w:t xml:space="preserve">Relacionamento com o sindicato e análise anual da nova Convenção Coletiva.</w:t>
+              <w:t xml:space="preserve">1 reunião trimestral de revisão de riscos, junto com a contabilidade.</w:t>
+            </w:r>
+          </w:p>
+        </w:tc>
+      </w:tr>
+      <w:tr>
+        <w:tc>
+          <w:tcPr>
+            <w:tcW w:type="dxa" w:w="9638"/>
+            <w:gridSpan w:val="3"/>
+            <w:tcBorders>
+              <w:top w:val="none" w:color="FFFFFF" w:sz="0"/>
+              <w:left w:val="none" w:color="FFFFFF" w:sz="0"/>
+              <w:bottom w:val="none" w:color="FFFFFF" w:sz="0"/>
+              <w:right w:val="none" w:color="FFFFFF" w:sz="0"/>
+            </w:tcBorders>
+            <w:tcMar>
+              <w:top w:type="dxa" w:w="40"/>
+              <w:left w:type="dxa" w:w="0"/>
+              <w:bottom w:type="dxa" w:w="40"/>
+              <w:right w:type="dxa" w:w="0"/>
+            </w:tcMar>
+          </w:tcPr>
+          <w:p>
+            <w:pPr>
+              <w:spacing w:after="0"/>
+            </w:pPr>
+          </w:p>
+        </w:tc>
+      </w:tr>
+      <w:tr>
+        <w:trPr>
+          <w:cantSplit w:val="false"/>
+        </w:trPr>
+        <w:tc>
+          <w:tcPr>
+            <w:tcW w:type="dxa" w:w="9638"/>
+            <w:gridSpan w:val="3"/>
+            <w:tcBorders>
+              <w:top w:val="single" w:color="E3E5E8" w:sz="6"/>
+              <w:left w:val="single" w:color="E3E5E8" w:sz="6"/>
+              <w:bottom w:val="single" w:color="E3E5E8" w:sz="6"/>
+              <w:right w:val="single" w:color="E3E5E8" w:sz="6"/>
+            </w:tcBorders>
+            <w:tcMar>
+              <w:top w:type="dxa" w:w="140"/>
+              <w:left w:type="dxa" w:w="200"/>
+              <w:bottom w:type="dxa" w:w="140"/>
+              <w:right w:type="dxa" w:w="200"/>
+            </w:tcMar>
+          </w:tcPr>
+          <w:p>
+            <w:pPr>
+              <w:spacing w:after="40"/>
+            </w:pPr>
+            <w:r>
+              <w:rPr>
+                <w:rFonts w:ascii="Calibri" w:cs="Calibri" w:eastAsia="Calibri" w:hAnsi="Calibri"/>
+                <w:b/>
+                <w:bCs/>
+                <w:color w:val="008A45"/>
+                <w:spacing w:val="30"/>
+                <w:sz w:val="15"/>
+                <w:szCs w:val="15"/>
+              </w:rPr>
+              <w:t xml:space="preserve">ASSESSORIA JURÍDICA TRABALHISTA AD JUDICIA ET EXTRA</w:t>
+            </w:r>
+          </w:p>
+          <w:p>
+            <w:pPr>
+              <w:spacing w:after="100"/>
+            </w:pPr>
+            <w:r>
+              <w:rPr>
+                <w:rFonts w:ascii="Calibri" w:cs="Calibri" w:eastAsia="Calibri" w:hAnsi="Calibri"/>
+                <w:b/>
+                <w:bCs/>
+                <w:color w:val="1A1A1A"/>
+                <w:sz w:val="21"/>
+                <w:szCs w:val="21"/>
+              </w:rPr>
+              <w:t xml:space="preserve">Defesa da empresa dentro e fora do Judiciário </w:t>
+            </w:r>
+            <w:r>
+              <w:rPr>
+                <w:sz w:val="14"/>
+                <w:szCs w:val="14"/>
+              </w:rPr>
+              <w:t xml:space="preserve"> </w:t>
+            </w:r>
+            <w:r>
+              <w:rPr>
+                <w:rFonts w:ascii="Calibri" w:cs="Calibri" w:eastAsia="Calibri" w:hAnsi="Calibri"/>
+                <w:b/>
+                <w:bCs/>
+                <w:color w:val="3C3A3D"/>
+                <w:sz w:val="14"/>
+                <w:szCs w:val="14"/>
+                <w:shd w:fill="ECECEE" w:color="auto" w:val="clear"/>
+              </w:rPr>
+              <w:t xml:space="preserve">  ARNESSEN CINTRA ADVOCACIA  </w:t>
+            </w:r>
+          </w:p>
+          <w:p>
+            <w:pPr>
+              <w:spacing w:after="60" w:before="80" w:line="276"/>
+            </w:pPr>
+            <w:r>
+              <w:rPr>
+                <w:rFonts w:ascii="Calibri" w:cs="Calibri" w:eastAsia="Calibri" w:hAnsi="Calibri"/>
+                <w:b w:val="false"/>
+                <w:bCs w:val="false"/>
+                <w:color w:val="1A1A1A"/>
+                <w:sz w:val="19"/>
+                <w:szCs w:val="19"/>
+              </w:rPr>
+              <w:t xml:space="preserve"/>
+            </w:r>
+            <w:r>
+              <w:rPr>
+                <w:rFonts w:ascii="Calibri" w:cs="Calibri" w:eastAsia="Calibri" w:hAnsi="Calibri"/>
+                <w:b/>
+                <w:bCs/>
+                <w:color w:val="1A1A1A"/>
+                <w:sz w:val="19"/>
+                <w:szCs w:val="19"/>
+              </w:rPr>
+              <w:t xml:space="preserve">a) Advocacia Trabalhista Extrajudicial</w:t>
+            </w:r>
+            <w:r>
+              <w:rPr>
+                <w:rFonts w:ascii="Calibri" w:cs="Calibri" w:eastAsia="Calibri" w:hAnsi="Calibri"/>
+                <w:b w:val="false"/>
+                <w:bCs w:val="false"/>
+                <w:color w:val="1A1A1A"/>
+                <w:sz w:val="19"/>
+                <w:szCs w:val="19"/>
+              </w:rPr>
+              <w:t xml:space="preserve"/>
             </w:r>
           </w:p>
           <w:p>
@@ -1352,7 +1571,7 @@
                 <w:sz w:val="19"/>
                 <w:szCs w:val="19"/>
               </w:rPr>
-              <w:t xml:space="preserve">Orientação nas rescisões de maior risco e acordos extrajudiciais (art. 855-B da CLT).</w:t>
+              <w:t xml:space="preserve">Atendimento a fiscalizações do Ministério do Trabalho e defesa administrativa de autos de infração.</w:t>
             </w:r>
           </w:p>
           <w:p>
@@ -1373,7 +1592,234 @@
                 <w:sz w:val="19"/>
                 <w:szCs w:val="19"/>
               </w:rPr>
-              <w:t xml:space="preserve">1 reunião trimestral de revisão de riscos, junto com a contabilidade.</w:t>
+              <w:t xml:space="preserve">Relacionamento com o sindicato e análise anual da nova Convenção Coletiva.</w:t>
+            </w:r>
+          </w:p>
+          <w:p>
+            <w:pPr>
+              <w:pStyle w:val="ListParagraph"/>
+              <w:numPr>
+                <w:ilvl w:val="0"/>
+                <w:numId w:val="2"/>
+              </w:numPr>
+              <w:spacing w:after="60" w:line="264"/>
+            </w:pPr>
+            <w:r>
+              <w:rPr>
+                <w:rFonts w:ascii="Calibri" w:cs="Calibri" w:eastAsia="Calibri" w:hAnsi="Calibri"/>
+                <w:b w:val="false"/>
+                <w:bCs w:val="false"/>
+                <w:color w:val="1A1A1A"/>
+                <w:sz w:val="19"/>
+                <w:szCs w:val="19"/>
+              </w:rPr>
+              <w:t xml:space="preserve">Homologação de acordo extrajudicial.</w:t>
+            </w:r>
+          </w:p>
+          <w:p>
+            <w:pPr>
+              <w:pStyle w:val="ListParagraph"/>
+              <w:numPr>
+                <w:ilvl w:val="0"/>
+                <w:numId w:val="2"/>
+              </w:numPr>
+              <w:spacing w:after="60" w:line="264"/>
+            </w:pPr>
+            <w:r>
+              <w:rPr>
+                <w:rFonts w:ascii="Calibri" w:cs="Calibri" w:eastAsia="Calibri" w:hAnsi="Calibri"/>
+                <w:b w:val="false"/>
+                <w:bCs w:val="false"/>
+                <w:color w:val="1A1A1A"/>
+                <w:sz w:val="19"/>
+                <w:szCs w:val="19"/>
+              </w:rPr>
+              <w:t xml:space="preserve">Mediação no Ministério Público do Trabalho: atuação em inquéritos civis ou mediações perante o MPT para assinatura de TACs.</w:t>
+            </w:r>
+          </w:p>
+          <w:p>
+            <w:pPr>
+              <w:spacing w:after="60" w:before="80" w:line="276"/>
+            </w:pPr>
+            <w:r>
+              <w:rPr>
+                <w:rFonts w:ascii="Calibri" w:cs="Calibri" w:eastAsia="Calibri" w:hAnsi="Calibri"/>
+                <w:b w:val="false"/>
+                <w:bCs w:val="false"/>
+                <w:color w:val="1A1A1A"/>
+                <w:sz w:val="19"/>
+                <w:szCs w:val="19"/>
+              </w:rPr>
+              <w:t xml:space="preserve"/>
+            </w:r>
+            <w:r>
+              <w:rPr>
+                <w:rFonts w:ascii="Calibri" w:cs="Calibri" w:eastAsia="Calibri" w:hAnsi="Calibri"/>
+                <w:b/>
+                <w:bCs/>
+                <w:color w:val="1A1A1A"/>
+                <w:sz w:val="19"/>
+                <w:szCs w:val="19"/>
+              </w:rPr>
+              <w:t xml:space="preserve">b) Advocacia Trabalhista Judicial</w:t>
+            </w:r>
+            <w:r>
+              <w:rPr>
+                <w:rFonts w:ascii="Calibri" w:cs="Calibri" w:eastAsia="Calibri" w:hAnsi="Calibri"/>
+                <w:b w:val="false"/>
+                <w:bCs w:val="false"/>
+                <w:color w:val="1A1A1A"/>
+                <w:sz w:val="19"/>
+                <w:szCs w:val="19"/>
+              </w:rPr>
+              <w:t xml:space="preserve"/>
+            </w:r>
+          </w:p>
+          <w:p>
+            <w:pPr>
+              <w:pStyle w:val="ListParagraph"/>
+              <w:numPr>
+                <w:ilvl w:val="0"/>
+                <w:numId w:val="2"/>
+              </w:numPr>
+              <w:spacing w:after="60" w:line="264"/>
+            </w:pPr>
+            <w:r>
+              <w:rPr>
+                <w:rFonts w:ascii="Calibri" w:cs="Calibri" w:eastAsia="Calibri" w:hAnsi="Calibri"/>
+                <w:b w:val="false"/>
+                <w:bCs w:val="false"/>
+                <w:color w:val="1A1A1A"/>
+                <w:sz w:val="19"/>
+                <w:szCs w:val="19"/>
+              </w:rPr>
+              <w:t xml:space="preserve">Elaboração de defesas estratégicas (contestações).</w:t>
+            </w:r>
+          </w:p>
+          <w:p>
+            <w:pPr>
+              <w:pStyle w:val="ListParagraph"/>
+              <w:numPr>
+                <w:ilvl w:val="0"/>
+                <w:numId w:val="2"/>
+              </w:numPr>
+              <w:spacing w:after="60" w:line="264"/>
+            </w:pPr>
+            <w:r>
+              <w:rPr>
+                <w:rFonts w:ascii="Calibri" w:cs="Calibri" w:eastAsia="Calibri" w:hAnsi="Calibri"/>
+                <w:b w:val="false"/>
+                <w:bCs w:val="false"/>
+                <w:color w:val="1A1A1A"/>
+                <w:sz w:val="19"/>
+                <w:szCs w:val="19"/>
+              </w:rPr>
+              <w:t xml:space="preserve">Propositura de reconvenção: quando o ex-funcionário causou prejuízos materiais ou financeiros à empresa, cobrança desses valores no próprio processo.</w:t>
+            </w:r>
+          </w:p>
+          <w:p>
+            <w:pPr>
+              <w:pStyle w:val="ListParagraph"/>
+              <w:numPr>
+                <w:ilvl w:val="0"/>
+                <w:numId w:val="2"/>
+              </w:numPr>
+              <w:spacing w:after="60" w:line="264"/>
+            </w:pPr>
+            <w:r>
+              <w:rPr>
+                <w:rFonts w:ascii="Calibri" w:cs="Calibri" w:eastAsia="Calibri" w:hAnsi="Calibri"/>
+                <w:b w:val="false"/>
+                <w:bCs w:val="false"/>
+                <w:color w:val="1A1A1A"/>
+                <w:sz w:val="19"/>
+                <w:szCs w:val="19"/>
+              </w:rPr>
+              <w:t xml:space="preserve">Gestão de provas e instrução processual; preparação de testemunhas e prepostos.</w:t>
+            </w:r>
+          </w:p>
+          <w:p>
+            <w:pPr>
+              <w:pStyle w:val="ListParagraph"/>
+              <w:numPr>
+                <w:ilvl w:val="0"/>
+                <w:numId w:val="2"/>
+              </w:numPr>
+              <w:spacing w:after="60" w:line="264"/>
+            </w:pPr>
+            <w:r>
+              <w:rPr>
+                <w:rFonts w:ascii="Calibri" w:cs="Calibri" w:eastAsia="Calibri" w:hAnsi="Calibri"/>
+                <w:b w:val="false"/>
+                <w:bCs w:val="false"/>
+                <w:color w:val="1A1A1A"/>
+                <w:sz w:val="19"/>
+                <w:szCs w:val="19"/>
+              </w:rPr>
+              <w:t xml:space="preserve">Acompanhamento em audiências iniciais, de conciliação e de instrução (presenciais ou virtuais).</w:t>
+            </w:r>
+          </w:p>
+          <w:p>
+            <w:pPr>
+              <w:pStyle w:val="ListParagraph"/>
+              <w:numPr>
+                <w:ilvl w:val="0"/>
+                <w:numId w:val="2"/>
+              </w:numPr>
+              <w:spacing w:after="60" w:line="264"/>
+            </w:pPr>
+            <w:r>
+              <w:rPr>
+                <w:rFonts w:ascii="Calibri" w:cs="Calibri" w:eastAsia="Calibri" w:hAnsi="Calibri"/>
+                <w:b w:val="false"/>
+                <w:bCs w:val="false"/>
+                <w:color w:val="1A1A1A"/>
+                <w:sz w:val="19"/>
+                <w:szCs w:val="19"/>
+              </w:rPr>
+              <w:t xml:space="preserve">Acompanhamento de perícias judiciais; impugnação e auditoria de cálculos judiciais.</w:t>
+            </w:r>
+          </w:p>
+          <w:p>
+            <w:pPr>
+              <w:pStyle w:val="ListParagraph"/>
+              <w:numPr>
+                <w:ilvl w:val="0"/>
+                <w:numId w:val="2"/>
+              </w:numPr>
+              <w:spacing w:after="60" w:line="264"/>
+            </w:pPr>
+            <w:r>
+              <w:rPr>
+                <w:rFonts w:ascii="Calibri" w:cs="Calibri" w:eastAsia="Calibri" w:hAnsi="Calibri"/>
+                <w:b w:val="false"/>
+                <w:bCs w:val="false"/>
+                <w:color w:val="1A1A1A"/>
+                <w:sz w:val="19"/>
+                <w:szCs w:val="19"/>
+              </w:rPr>
+              <w:t xml:space="preserve">Relatórios de contingência trabalhista: status de cada processo e risco de perda (provável, possível ou remota), para apoiar o provisionamento financeiro.</w:t>
+            </w:r>
+          </w:p>
+          <w:p>
+            <w:pPr>
+              <w:pStyle w:val="ListParagraph"/>
+              <w:numPr>
+                <w:ilvl w:val="0"/>
+                <w:numId w:val="2"/>
+              </w:numPr>
+              <w:spacing w:after="60" w:line="264"/>
+            </w:pPr>
+            <w:r>
+              <w:rPr>
+                <w:rFonts w:ascii="Calibri" w:cs="Calibri" w:eastAsia="Calibri" w:hAnsi="Calibri"/>
+                <w:b w:val="false"/>
+                <w:bCs w:val="false"/>
+                <w:color w:val="1A1A1A"/>
+                <w:sz w:val="19"/>
+                <w:szCs w:val="19"/>
+              </w:rPr>
+              <w:t xml:space="preserve">Auditoria de acordos em andamento: controle e emissão de guias dos acordos parcelados, evitando multas por atraso.</w:t>
             </w:r>
           </w:p>
         </w:tc>
@@ -1499,10 +1945,10 @@
                 <w:b/>
                 <w:bCs/>
                 <w:color w:val="00AF58"/>
-                <w:sz w:val="40"/>
-                <w:szCs w:val="40"/>
-              </w:rPr>
-              <w:t xml:space="preserve">1 salário mínimo</w:t>
+                <w:sz w:val="34"/>
+                <w:szCs w:val="34"/>
+              </w:rPr>
+              <w:t xml:space="preserve">2,5 salários mínimos</w:t>
             </w:r>
           </w:p>
           <w:p>
@@ -1518,7 +1964,7 @@
                 <w:sz w:val="17"/>
                 <w:szCs w:val="17"/>
               </w:rPr>
-              <w:t xml:space="preserve">R$ 1.621,00 por mês em 2026, com contabilidade, fiscal, DP e jurídico incluídos.</w:t>
+              <w:t xml:space="preserve">R$ 4.052,50 por mês em 2026, com contabilidade, fiscal, DP e jurídico (preventivo, extrajudicial e judicial) incluídos.</w:t>
             </w:r>
           </w:p>
           <w:p>
@@ -1530,7 +1976,7 @@
                 <w:szCs w:val="16"/>
                 <w:shd w:fill="2C2C2E" w:color="auto" w:val="clear"/>
               </w:rPr>
-              <w:t xml:space="preserve">  Metabase: R$ 810,50  </w:t>
+              <w:t xml:space="preserve">  Metabase: R$ 1.215,75  </w:t>
             </w:r>
             <w:r>
               <w:rPr>
@@ -1547,7 +1993,7 @@
                 <w:szCs w:val="16"/>
                 <w:shd w:fill="2C2C2E" w:color="auto" w:val="clear"/>
               </w:rPr>
-              <w:t xml:space="preserve">  Arnessen: R$ 810,50  </w:t>
+              <w:t xml:space="preserve">  Arnessen Cintra Advocacia: R$ 2.836,75  </w:t>
             </w:r>
           </w:p>
         </w:tc>
@@ -1635,7 +2081,7 @@
                 <w:sz w:val="17"/>
                 <w:szCs w:val="17"/>
               </w:rPr>
-              <w:t xml:space="preserve">O valor de 1 salário mínimo vale para até 10 empregados registrados. Se o quadro passar disso, o honorário terá reajuste negociado em comum acordo, proporcional ao volume de serviço.</w:t>
+              <w:t xml:space="preserve">O valor de 2,5 salários mínimos vale para até 10 empregados registrados. Se o quadro passar disso, o honorário terá reajuste negociado em comum acordo, proporcional ao volume de serviço.</w:t>
             </w:r>
           </w:p>
         </w:tc>
@@ -1811,7 +2257,7 @@
                 <w:sz w:val="18"/>
                 <w:szCs w:val="18"/>
               </w:rPr>
-              <w:t xml:space="preserve">Contabilidade, Fiscal e Departamento Pessoal (½ salário mínimo)</w:t>
+              <w:t xml:space="preserve">Contabilidade, Fiscal e Departamento Pessoal (¾ de salário mínimo)</w:t>
             </w:r>
           </w:p>
         </w:tc>
@@ -1879,7 +2325,7 @@
                 <w:sz w:val="18"/>
                 <w:szCs w:val="18"/>
               </w:rPr>
-              <w:t xml:space="preserve">810,50</w:t>
+              <w:t xml:space="preserve">1.215,75</w:t>
             </w:r>
           </w:p>
         </w:tc>
@@ -1919,7 +2365,7 @@
                 <w:sz w:val="18"/>
                 <w:szCs w:val="18"/>
               </w:rPr>
-              <w:t xml:space="preserve">Assessoria Jurídica Trabalhista preventiva (½ salário mínimo)</w:t>
+              <w:t xml:space="preserve">Assessoria Jurídica Trabalhista Preventiva (¾ de salário mínimo)</w:t>
             </w:r>
           </w:p>
         </w:tc>
@@ -1953,7 +2399,7 @@
                 <w:sz w:val="18"/>
                 <w:szCs w:val="18"/>
               </w:rPr>
-              <w:t xml:space="preserve">Arnessen Cintra – OAB/PE 70.236</w:t>
+              <w:t xml:space="preserve">Arnessen Cintra Advocacia – OAB/PE 70.236</w:t>
             </w:r>
           </w:p>
         </w:tc>
@@ -1987,7 +2433,115 @@
                 <w:sz w:val="18"/>
                 <w:szCs w:val="18"/>
               </w:rPr>
-              <w:t xml:space="preserve">810,50</w:t>
+              <w:t xml:space="preserve">1.215,75</w:t>
+            </w:r>
+          </w:p>
+        </w:tc>
+      </w:tr>
+      <w:tr>
+        <w:trPr>
+          <w:cantSplit/>
+          <w:tblHeader w:val="false"/>
+        </w:trPr>
+        <w:tc>
+          <w:tcPr>
+            <w:tcW w:type="dxa" w:w="4638"/>
+            <w:tcBorders>
+              <w:top w:val="none" w:color="FFFFFF" w:sz="0"/>
+              <w:left w:val="none" w:color="FFFFFF" w:sz="0"/>
+              <w:bottom w:val="single" w:color="E3E5E8" w:sz="6"/>
+              <w:right w:val="none" w:color="FFFFFF" w:sz="0"/>
+            </w:tcBorders>
+            <w:tcMar>
+              <w:top w:type="dxa" w:w="90"/>
+              <w:left w:type="dxa" w:w="160"/>
+              <w:bottom w:type="dxa" w:w="90"/>
+              <w:right w:type="dxa" w:w="160"/>
+            </w:tcMar>
+          </w:tcPr>
+          <w:p>
+            <w:pPr>
+              <w:keepNext/>
+              <w:jc w:val="left"/>
+            </w:pPr>
+            <w:r>
+              <w:rPr>
+                <w:rFonts w:ascii="Calibri" w:cs="Calibri" w:eastAsia="Calibri" w:hAnsi="Calibri"/>
+                <w:b w:val="false"/>
+                <w:bCs w:val="false"/>
+                <w:color w:val="1A1A1A"/>
+                <w:sz w:val="18"/>
+                <w:szCs w:val="18"/>
+              </w:rPr>
+              <w:t xml:space="preserve">Assessoria Jurídica Trabalhista Ad Judicia et Extra (1 salário mínimo)</w:t>
+            </w:r>
+          </w:p>
+        </w:tc>
+        <w:tc>
+          <w:tcPr>
+            <w:tcW w:type="dxa" w:w="3000"/>
+            <w:tcBorders>
+              <w:top w:val="none" w:color="FFFFFF" w:sz="0"/>
+              <w:left w:val="none" w:color="FFFFFF" w:sz="0"/>
+              <w:bottom w:val="single" w:color="E3E5E8" w:sz="6"/>
+              <w:right w:val="none" w:color="FFFFFF" w:sz="0"/>
+            </w:tcBorders>
+            <w:tcMar>
+              <w:top w:type="dxa" w:w="90"/>
+              <w:left w:type="dxa" w:w="160"/>
+              <w:bottom w:type="dxa" w:w="90"/>
+              <w:right w:type="dxa" w:w="160"/>
+            </w:tcMar>
+          </w:tcPr>
+          <w:p>
+            <w:pPr>
+              <w:keepNext/>
+              <w:jc w:val="left"/>
+            </w:pPr>
+            <w:r>
+              <w:rPr>
+                <w:rFonts w:ascii="Calibri" w:cs="Calibri" w:eastAsia="Calibri" w:hAnsi="Calibri"/>
+                <w:b w:val="false"/>
+                <w:bCs w:val="false"/>
+                <w:color w:val="1A1A1A"/>
+                <w:sz w:val="18"/>
+                <w:szCs w:val="18"/>
+              </w:rPr>
+              <w:t xml:space="preserve">Arnessen Cintra Advocacia – OAB/PE 70.236</w:t>
+            </w:r>
+          </w:p>
+        </w:tc>
+        <w:tc>
+          <w:tcPr>
+            <w:tcW w:type="dxa" w:w="2000"/>
+            <w:tcBorders>
+              <w:top w:val="none" w:color="FFFFFF" w:sz="0"/>
+              <w:left w:val="none" w:color="FFFFFF" w:sz="0"/>
+              <w:bottom w:val="single" w:color="E3E5E8" w:sz="6"/>
+              <w:right w:val="none" w:color="FFFFFF" w:sz="0"/>
+            </w:tcBorders>
+            <w:tcMar>
+              <w:top w:type="dxa" w:w="90"/>
+              <w:left w:type="dxa" w:w="160"/>
+              <w:bottom w:type="dxa" w:w="90"/>
+              <w:right w:type="dxa" w:w="160"/>
+            </w:tcMar>
+          </w:tcPr>
+          <w:p>
+            <w:pPr>
+              <w:keepNext/>
+              <w:jc w:val="right"/>
+            </w:pPr>
+            <w:r>
+              <w:rPr>
+                <w:rFonts w:ascii="Calibri" w:cs="Calibri" w:eastAsia="Calibri" w:hAnsi="Calibri"/>
+                <w:b w:val="false"/>
+                <w:bCs w:val="false"/>
+                <w:color w:val="1A1A1A"/>
+                <w:sz w:val="18"/>
+                <w:szCs w:val="18"/>
+              </w:rPr>
+              <w:t xml:space="preserve">1.621,00</w:t>
             </w:r>
           </w:p>
         </w:tc>
@@ -2028,7 +2582,7 @@
                 <w:sz w:val="18"/>
                 <w:szCs w:val="18"/>
               </w:rPr>
-              <w:t xml:space="preserve">Total mensal (1 salário mínimo)</w:t>
+              <w:t xml:space="preserve">Total mensal (2,5 salários mínimos)</w:t>
             </w:r>
           </w:p>
         </w:tc>
@@ -2098,7 +2652,7 @@
                 <w:sz w:val="18"/>
                 <w:szCs w:val="18"/>
               </w:rPr>
-              <w:t xml:space="preserve">1.621,00</w:t>
+              <w:t xml:space="preserve">4.052,50</w:t>
             </w:r>
           </w:p>
         </w:tc>
@@ -2225,7 +2779,7 @@
           <w:sz w:val="19"/>
           <w:szCs w:val="19"/>
         </w:rPr>
-        <w:t xml:space="preserve"> em dezembro, parcela adicional da parte contábil (R$ 810,50), para o 13º salário e a DEFIS.</w:t>
+        <w:t xml:space="preserve"> em dezembro, parcela adicional da parte contábil (R$ 1.215,75), para o 13º salário e a DEFIS.</w:t>
       </w:r>
     </w:p>
     <w:p>
@@ -2269,6 +2823,49 @@
           <w:szCs w:val="19"/>
         </w:rPr>
         <w:t xml:space="preserve"> R$ 40,00 por admissão no lançamento inicial. Isenta se o planejamento (Proposta nº 001/2026) também for contratado.</w:t>
+      </w:r>
+    </w:p>
+    <w:p>
+      <w:pPr>
+        <w:pStyle w:val="ListParagraph"/>
+        <w:numPr>
+          <w:ilvl w:val="0"/>
+          <w:numId w:val="2"/>
+        </w:numPr>
+        <w:spacing w:after="60" w:line="264"/>
+      </w:pPr>
+      <w:r>
+        <w:rPr>
+          <w:rFonts w:ascii="Calibri" w:cs="Calibri" w:eastAsia="Calibri" w:hAnsi="Calibri"/>
+          <w:b w:val="false"/>
+          <w:bCs w:val="false"/>
+          <w:color w:val="1A1A1A"/>
+          <w:sz w:val="19"/>
+          <w:szCs w:val="19"/>
+        </w:rPr>
+        <w:t xml:space="preserve"/>
+      </w:r>
+      <w:r>
+        <w:rPr>
+          <w:rFonts w:ascii="Calibri" w:cs="Calibri" w:eastAsia="Calibri" w:hAnsi="Calibri"/>
+          <w:b/>
+          <w:bCs/>
+          <w:color w:val="1A1A1A"/>
+          <w:sz w:val="19"/>
+          <w:szCs w:val="19"/>
+        </w:rPr>
+        <w:t xml:space="preserve">Reuniões:</w:t>
+      </w:r>
+      <w:r>
+        <w:rPr>
+          <w:rFonts w:ascii="Calibri" w:cs="Calibri" w:eastAsia="Calibri" w:hAnsi="Calibri"/>
+          <w:b w:val="false"/>
+          <w:bCs w:val="false"/>
+          <w:color w:val="1A1A1A"/>
+          <w:sz w:val="19"/>
+          <w:szCs w:val="19"/>
+        </w:rPr>
+        <w:t xml:space="preserve"> reuniões online sem limite. Uma reunião presencial por mês, quando solicitada; a partir da segunda reunião presencial no mês, é cobrado o custo de deslocamento.</w:t>
       </w:r>
     </w:p>
     <w:p>
@@ -2432,29 +3029,7 @@
                 <w:sz w:val="18"/>
                 <w:szCs w:val="18"/>
               </w:rPr>
-              <w:t xml:space="preserve"> balanço patrimonial, balancetes e DRE, elaborados sob demanda com custo adicional; atuação em </w:t>
-            </w:r>
-            <w:r>
-              <w:rPr>
-                <w:rFonts w:ascii="Calibri" w:cs="Calibri" w:eastAsia="Calibri" w:hAnsi="Calibri"/>
-                <w:b/>
-                <w:bCs/>
-                <w:color w:val="1A1A1A"/>
-                <w:sz w:val="18"/>
-                <w:szCs w:val="18"/>
-              </w:rPr>
-              <w:t xml:space="preserve">reclamações trabalhistas e processos judiciais</w:t>
-            </w:r>
-            <w:r>
-              <w:rPr>
-                <w:rFonts w:ascii="Calibri" w:cs="Calibri" w:eastAsia="Calibri" w:hAnsi="Calibri"/>
-                <w:b w:val="false"/>
-                <w:bCs w:val="false"/>
-                <w:color w:val="1A1A1A"/>
-                <w:sz w:val="18"/>
-                <w:szCs w:val="18"/>
-              </w:rPr>
-              <w:t xml:space="preserve">, cobrados por ação conforme a tabela da OAB-PE; recuperação de períodos anteriores à contratação; regularização de pendências fiscais antigas; e custos de terceiros, como médico do trabalho, PGR/PCMSO, sistema de ponto, certificado digital, taxas e emolumentos.</w:t>
+              <w:t xml:space="preserve"> balanço patrimonial, balancetes e DRE, elaborados sob demanda com custo adicional; recuperação de períodos anteriores à contratação; regularização de pendências fiscais antigas; e custos de terceiros, como médico do trabalho, PGR/PCMSO, sistema de ponto, certificado digital, taxas e emolumentos.</w:t>
             </w:r>
           </w:p>
         </w:tc>
@@ -2829,7 +3404,7 @@
                       <w:sz w:val="15"/>
                       <w:szCs w:val="15"/>
                     </w:rPr>
-                    <w:t xml:space="preserve">Contador · Metabase Contabilidade</w:t>
+                    <w:t xml:space="preserve">Contador · CRC/PE 028.529 · Metabase Contabilidade</w:t>
                   </w:r>
                 </w:p>
               </w:tc>
@@ -2924,7 +3499,7 @@
                       <w:sz w:val="15"/>
                       <w:szCs w:val="15"/>
                     </w:rPr>
-                    <w:t xml:space="preserve">Advogado · OAB/PE 70.236</w:t>
+                    <w:t xml:space="preserve">Advogado · OAB/PE 70.236 · Arnessen Cintra Advocacia</w:t>
                   </w:r>
                 </w:p>
               </w:tc>
@@ -3014,7 +3589,7 @@
         <w:sz w:val="15"/>
         <w:szCs w:val="15"/>
       </w:rPr>
-      <w:t xml:space="preserve"> · desde 2015 · 11 anos     |     </w:t>
+      <w:t xml:space="preserve"> · desde 2015     |     </w:t>
     </w:r>
     <w:r>
       <w:rPr>

--- a/propostas/marma-ltda/02-proposta-acompanhamento-mensal.docx
+++ b/propostas/marma-ltda/02-proposta-acompanhamento-mensal.docx
@@ -3404,7 +3404,7 @@
                       <w:sz w:val="15"/>
                       <w:szCs w:val="15"/>
                     </w:rPr>
-                    <w:t xml:space="preserve">Contador · CRC/PE 028.529 · Metabase Contabilidade</w:t>
+                    <w:t xml:space="preserve">Contador · CRC/PE 027627/O6 · Metabase Contabilidade</w:t>
                   </w:r>
                 </w:p>
               </w:tc>

--- a/propostas/marma-ltda/02-proposta-acompanhamento-mensal.docx
+++ b/propostas/marma-ltda/02-proposta-acompanhamento-mensal.docx
@@ -3499,7 +3499,7 @@
                       <w:sz w:val="15"/>
                       <w:szCs w:val="15"/>
                     </w:rPr>
-                    <w:t xml:space="preserve">Advogado · OAB/PE 70.236 · Arnessen Cintra Advocacia</w:t>
+                    <w:t xml:space="preserve">Advogado · OAB/PE 70.236 · CRC/PE 028.529 · Arnessen Cintra Advocacia</w:t>
                   </w:r>
                 </w:p>
               </w:tc>
